--- a/fixtures/fleet-vehicle-return/input/derivative/form_supplied.docx
+++ b/fixtures/fleet-vehicle-return/input/derivative/form_supplied.docx
@@ -8,7 +8,7 @@
         <w:jc w:val="left"/>
       </w:pPr>
       <w:r>
-        <w:t>Protokół zwrotu pojazdu</w:t>
+        <w:t>Vehicle return report</w:t>
       </w:r>
     </w:p>
     <w:p>
@@ -17,7 +17,7 @@
           <w:color w:val="606060"/>
           <w:sz w:val="20"/>
         </w:rPr>
-        <w:t>Dokumentacja fotograficzna stanu pojazdu</w:t>
+        <w:t>Photographic record of vehicle condition</w:t>
       </w:r>
     </w:p>
     <w:tbl>
@@ -38,7 +38,7 @@
           </w:tcPr>
           <w:p>
             <w:r>
-              <w:t>Marka i model</w:t>
+              <w:t>Make and model</w:t>
             </w:r>
           </w:p>
         </w:tc>
@@ -60,7 +60,7 @@
           </w:tcPr>
           <w:p>
             <w:r>
-              <w:t>Numer rejestracyjny</w:t>
+              <w:t>Registration number</w:t>
             </w:r>
           </w:p>
         </w:tc>
@@ -82,7 +82,7 @@
           </w:tcPr>
           <w:p>
             <w:r>
-              <w:t>Przebieg</w:t>
+              <w:t>Mileage</w:t>
             </w:r>
           </w:p>
         </w:tc>
@@ -104,7 +104,7 @@
           </w:tcPr>
           <w:p>
             <w:r>
-              <w:t>Data zwrotu</w:t>
+              <w:t>Return date</w:t>
             </w:r>
           </w:p>
         </w:tc>
@@ -126,7 +126,7 @@
           </w:tcPr>
           <w:p>
             <w:r>
-              <w:t>Osoba zdająca</w:t>
+              <w:t>Returning driver</w:t>
             </w:r>
           </w:p>
         </w:tc>
@@ -148,7 +148,7 @@
         <w:pStyle w:val="Heading1"/>
       </w:pPr>
       <w:r>
-        <w:t>1. Pod maską</w:t>
+        <w:t>1. Under the bonnet</w:t>
       </w:r>
     </w:p>
     <w:p>
@@ -194,7 +194,7 @@
           <w:color w:val="606060"/>
           <w:sz w:val="18"/>
         </w:rPr>
-        <w:t>Komora silnika</w:t>
+        <w:t>Engine bay</w:t>
       </w:r>
     </w:p>
     <w:p>
@@ -202,7 +202,7 @@
         <w:pStyle w:val="Heading1"/>
       </w:pPr>
       <w:r>
-        <w:t>2. Fotele</w:t>
+        <w:t>2. Seats</w:t>
       </w:r>
     </w:p>
     <w:p>
@@ -248,7 +248,7 @@
           <w:color w:val="606060"/>
           <w:sz w:val="18"/>
         </w:rPr>
-        <w:t>Fotel kierowcy</w:t>
+        <w:t>Driver seat</w:t>
       </w:r>
     </w:p>
     <w:p>
@@ -294,7 +294,7 @@
           <w:color w:val="606060"/>
           <w:sz w:val="18"/>
         </w:rPr>
-        <w:t>Fotel pasażera</w:t>
+        <w:t>Passenger seat</w:t>
       </w:r>
     </w:p>
     <w:p>
@@ -340,7 +340,7 @@
           <w:color w:val="606060"/>
           <w:sz w:val="18"/>
         </w:rPr>
-        <w:t>Kanapa tylna</w:t>
+        <w:t>Rear bench</w:t>
       </w:r>
     </w:p>
     <w:p>
@@ -386,7 +386,7 @@
           <w:color w:val="606060"/>
           <w:sz w:val="18"/>
         </w:rPr>
-        <w:t>Kanapa tylna — ujęcie boczne</w:t>
+        <w:t>Rear bench — side view</w:t>
       </w:r>
     </w:p>
     <w:p>
@@ -394,7 +394,7 @@
         <w:pStyle w:val="Heading1"/>
       </w:pPr>
       <w:r>
-        <w:t>3. Przekątne pojazdu</w:t>
+        <w:t>3. Vehicle diagonals</w:t>
       </w:r>
     </w:p>
     <w:p>
@@ -440,7 +440,7 @@
           <w:color w:val="606060"/>
           <w:sz w:val="18"/>
         </w:rPr>
-        <w:t>Przekątna przednia lewa</w:t>
+        <w:t>Front-left diagonal</w:t>
       </w:r>
     </w:p>
     <w:p>
@@ -486,7 +486,7 @@
           <w:color w:val="606060"/>
           <w:sz w:val="18"/>
         </w:rPr>
-        <w:t>Przekątna tylna prawa</w:t>
+        <w:t>Rear-right diagonal</w:t>
       </w:r>
     </w:p>
     <w:p>
@@ -494,7 +494,7 @@
         <w:pStyle w:val="Heading1"/>
       </w:pPr>
       <w:r>
-        <w:t>4. Podsufitka</w:t>
+        <w:t>4. Headliner</w:t>
       </w:r>
     </w:p>
     <w:p>
@@ -540,7 +540,7 @@
           <w:color w:val="606060"/>
           <w:sz w:val="18"/>
         </w:rPr>
-        <w:t>Podsufitka</w:t>
+        <w:t>Headliner</w:t>
       </w:r>
     </w:p>
     <w:p>
@@ -586,7 +586,7 @@
           <w:color w:val="606060"/>
           <w:sz w:val="18"/>
         </w:rPr>
-        <w:t>Podsufitka — tył</w:t>
+        <w:t>Headliner — rear</w:t>
       </w:r>
     </w:p>
     <w:p>
@@ -594,7 +594,7 @@
         <w:pStyle w:val="Heading1"/>
       </w:pPr>
       <w:r>
-        <w:t>5. Przednia szyba</w:t>
+        <w:t>5. Windscreen</w:t>
       </w:r>
     </w:p>
     <w:p>
@@ -640,7 +640,7 @@
           <w:color w:val="606060"/>
           <w:sz w:val="18"/>
         </w:rPr>
-        <w:t>Szyba przednia od środka</w:t>
+        <w:t>Windscreen from inside</w:t>
       </w:r>
     </w:p>
     <w:p>
@@ -686,7 +686,7 @@
           <w:color w:val="606060"/>
           <w:sz w:val="18"/>
         </w:rPr>
-        <w:t>Szyba przednia z zewnątrz</w:t>
+        <w:t>Windscreen from outside</w:t>
       </w:r>
     </w:p>
     <w:p>
@@ -694,7 +694,7 @@
         <w:pStyle w:val="Heading1"/>
       </w:pPr>
       <w:r>
-        <w:t>6. Bieżnik opony</w:t>
+        <w:t>6. Tyre tread</w:t>
       </w:r>
     </w:p>
     <w:p>
@@ -740,7 +740,7 @@
           <w:color w:val="606060"/>
           <w:sz w:val="18"/>
         </w:rPr>
-        <w:t>Bieżnik — koło przednie prawe</w:t>
+        <w:t>Tread — front right wheel</w:t>
       </w:r>
     </w:p>
     <w:p>
@@ -748,7 +748,7 @@
         <w:pStyle w:val="Heading1"/>
       </w:pPr>
       <w:r>
-        <w:t>7. Bagażnik i wyposażenie</w:t>
+        <w:t>7. Boot and equipment</w:t>
       </w:r>
     </w:p>
     <w:p>
@@ -794,7 +794,7 @@
           <w:color w:val="606060"/>
           <w:sz w:val="18"/>
         </w:rPr>
-        <w:t>Bagażnik</w:t>
+        <w:t>Boot</w:t>
       </w:r>
     </w:p>
     <w:p>
@@ -840,7 +840,7 @@
           <w:color w:val="606060"/>
           <w:sz w:val="18"/>
         </w:rPr>
-        <w:t>Bagażnik</w:t>
+        <w:t>Boot</w:t>
       </w:r>
     </w:p>
     <w:p>
@@ -886,7 +886,7 @@
           <w:color w:val="606060"/>
           <w:sz w:val="18"/>
         </w:rPr>
-        <w:t>Wyposażenie pod podłogą bagażnika</w:t>
+        <w:t>Equipment under the boot floor</w:t>
       </w:r>
     </w:p>
     <w:p>
@@ -932,7 +932,7 @@
           <w:color w:val="606060"/>
           <w:sz w:val="18"/>
         </w:rPr>
-        <w:t>Koło zapasowe i narzędzia</w:t>
+        <w:t>Spare wheel and tools</w:t>
       </w:r>
     </w:p>
     <w:p>
@@ -940,7 +940,7 @@
         <w:pStyle w:val="Heading1"/>
       </w:pPr>
       <w:r>
-        <w:t>8. Zegary</w:t>
+        <w:t>8. Gauges</w:t>
       </w:r>
     </w:p>
     <w:p>
@@ -986,7 +986,7 @@
           <w:color w:val="606060"/>
           <w:sz w:val="18"/>
         </w:rPr>
-        <w:t>Licznik — 59 650 km</w:t>
+        <w:t>Odometer — 59 650 km</w:t>
       </w:r>
     </w:p>
     <w:p>
@@ -994,23 +994,23 @@
         <w:pStyle w:val="Heading1"/>
       </w:pPr>
       <w:r>
-        <w:t>9. Uwagi</w:t>
+        <w:t>9. Notes</w:t>
       </w:r>
     </w:p>
     <w:p>
       <w:r>
-        <w:t>Pojazd zwrócony w stanie ogólnym dobrym. Na desce rozdzielczej widoczny komunikat o awarii skrzyni biegów. Zdjęcia wykonane na stacji paliw.</w:t>
+        <w:t>Vehicle returned in generally good condition. The dashboard shows a gearbox-fault message. Photos taken at a petrol station.</w:t>
       </w:r>
     </w:p>
     <w:p/>
     <w:p>
       <w:r>
-        <w:t>Podpis osoby zdającej: ..................................</w:t>
+        <w:t>Returning driver signature: ..................................</w:t>
       </w:r>
     </w:p>
     <w:p>
       <w:r>
-        <w:t>Podpis osoby przyjmującej: ..................................</w:t>
+        <w:t>Receiving officer signature: ..................................</w:t>
       </w:r>
     </w:p>
     <w:sectPr>
